--- a/docs/SF_Tech_Debt_Assessor_README.docx
+++ b/docs/SF_Tech_Debt_Assessor_README.docx
@@ -44,7 +44,7 @@
         <w:rPr>
           <w:sz w:val="20"/>
         </w:rPr>
-        <w:t>A web app that connects to any Salesforce org and produces a scored technical debt report across 18 categories. Each issue includes an expandable list of the specific records, rules, users, or components causing the score reduction.</w:t>
+        <w:t>A web app that connects to any Salesforce org and produces a scored technical debt report across 19 categories. Each issue includes an expandable list of the specific records, rules, users, or components causing the score reduction.</w:t>
       </w:r>
     </w:p>
     <w:p>
@@ -1370,7 +1370,55 @@
         <w:rPr>
           <w:sz w:val="20"/>
         </w:rPr>
-        <w:t>Export results as PDF when done</w:t>
+        <w:t>Export results:</w:t>
+      </w:r>
+    </w:p>
+    <w:p>
+      <w:pPr>
+        <w:spacing w:after="80"/>
+      </w:pPr>
+      <w:r>
+        <w:rPr>
+          <w:sz w:val="20"/>
+        </w:rPr>
+        <w:t xml:space="preserve">   - </w:t>
+      </w:r>
+      <w:r>
+        <w:rPr>
+          <w:b/>
+          <w:sz w:val="20"/>
+        </w:rPr>
+        <w:t>Export PDF</w:t>
+      </w:r>
+      <w:r>
+        <w:rPr>
+          <w:sz w:val="20"/>
+        </w:rPr>
+        <w:t xml:space="preserve"> — full report with category scores, findings, recommendations, and affected records per issue. Ideal for customer presentations.</w:t>
+      </w:r>
+    </w:p>
+    <w:p>
+      <w:pPr>
+        <w:spacing w:after="80"/>
+      </w:pPr>
+      <w:r>
+        <w:rPr>
+          <w:sz w:val="20"/>
+        </w:rPr>
+        <w:t xml:space="preserve">   - </w:t>
+      </w:r>
+      <w:r>
+        <w:rPr>
+          <w:b/>
+          <w:sz w:val="20"/>
+        </w:rPr>
+        <w:t>Export CSV</w:t>
+      </w:r>
+      <w:r>
+        <w:rPr>
+          <w:sz w:val="20"/>
+        </w:rPr>
+        <w:t xml:space="preserve"> — one row per affected record across all categories. Opens directly in Excel. Ideal for building a remediation backlog.</w:t>
       </w:r>
     </w:p>
     <w:p>
@@ -2158,6 +2206,45 @@
           </w:p>
         </w:tc>
       </w:tr>
+      <w:tr>
+        <w:tc>
+          <w:tcPr>
+            <w:tcW w:type="dxa" w:w="4392"/>
+          </w:tcPr>
+          <w:p>
+            <w:r>
+              <w:rPr>
+                <w:sz w:val="18"/>
+              </w:rPr>
+            </w:r>
+            <w:r>
+              <w:rPr>
+                <w:b/>
+                <w:sz w:val="18"/>
+              </w:rPr>
+              <w:t>Connected App Security</w:t>
+            </w:r>
+            <w:r>
+              <w:rPr>
+                <w:sz w:val="18"/>
+              </w:rPr>
+            </w:r>
+          </w:p>
+        </w:tc>
+        <w:tc>
+          <w:tcPr>
+            <w:tcW w:type="dxa" w:w="4392"/>
+          </w:tcPr>
+          <w:p>
+            <w:r>
+              <w:rPr>
+                <w:sz w:val="18"/>
+              </w:rPr>
+              <w:t>Session timeouts, stale OAuth tokens, high token volume, undocumented apps, duplicate app names</w:t>
+            </w:r>
+          </w:p>
+        </w:tc>
+      </w:tr>
     </w:tbl>
     <w:p/>
     <w:p>

--- a/docs/SF_Tech_Debt_Assessor_README.docx
+++ b/docs/SF_Tech_Debt_Assessor_README.docx
@@ -1187,7 +1187,7 @@
         <w:rPr>
           <w:sz w:val="20"/>
         </w:rPr>
-        <w:t>Enter:</w:t>
+        <w:t>Enter your org credentials (auto-filled on return visits if you checked "Remember credentials"):</w:t>
       </w:r>
     </w:p>
     <w:p>
@@ -1297,7 +1297,19 @@
         <w:rPr>
           <w:sz w:val="20"/>
         </w:rPr>
-        <w:t xml:space="preserve"> and authenticate</w:t>
+        <w:t xml:space="preserve">, log in, and click </w:t>
+      </w:r>
+      <w:r>
+        <w:rPr>
+          <w:b/>
+          <w:sz w:val="20"/>
+        </w:rPr>
+        <w:t>Allow</w:t>
+      </w:r>
+      <w:r>
+        <w:rPr>
+          <w:sz w:val="20"/>
+        </w:rPr>
       </w:r>
     </w:p>
     <w:p>
@@ -1370,7 +1382,7 @@
         <w:rPr>
           <w:sz w:val="20"/>
         </w:rPr>
-        <w:t>Export results:</w:t>
+        <w:t>Export results (all exports include Org Name, Org ID, Type, Instance, and URL):</w:t>
       </w:r>
     </w:p>
     <w:p>
@@ -1412,13 +1424,37 @@
           <w:b/>
           <w:sz w:val="20"/>
         </w:rPr>
+        <w:t>Export Excel</w:t>
+      </w:r>
+      <w:r>
+        <w:rPr>
+          <w:sz w:val="20"/>
+        </w:rPr>
+        <w:t xml:space="preserve"> — one tab per category plus a Summary tab. Each tab lists findings with affected records. Opens directly in Excel.</w:t>
+      </w:r>
+    </w:p>
+    <w:p>
+      <w:pPr>
+        <w:spacing w:after="80"/>
+      </w:pPr>
+      <w:r>
+        <w:rPr>
+          <w:sz w:val="20"/>
+        </w:rPr>
+        <w:t xml:space="preserve">   - </w:t>
+      </w:r>
+      <w:r>
+        <w:rPr>
+          <w:b/>
+          <w:sz w:val="20"/>
+        </w:rPr>
         <w:t>Export CSV</w:t>
       </w:r>
       <w:r>
         <w:rPr>
           <w:sz w:val="20"/>
         </w:rPr>
-        <w:t xml:space="preserve"> — one row per affected record across all categories. Opens directly in Excel. Ideal for building a remediation backlog.</w:t>
+        <w:t xml:space="preserve"> — flat file with one row per affected record across all categories. Ideal for importing into a project tracker or remediation backlog.</w:t>
       </w:r>
     </w:p>
     <w:p>

--- a/docs/SF_Tech_Debt_Assessor_README.docx
+++ b/docs/SF_Tech_Debt_Assessor_README.docx
@@ -44,7 +44,7 @@
         <w:rPr>
           <w:sz w:val="20"/>
         </w:rPr>
-        <w:t>A web app that connects to any Salesforce org and produces a scored technical debt report across 19 categories. Each issue includes an expandable list of the specific records, rules, users, or components causing the score reduction.</w:t>
+        <w:t>A web app that connects to any Salesforce org and produces a scored technical debt report across 20 categories. Each issue includes an expandable list of the specific records, rules, users, or components causing the score reduction.</w:t>
       </w:r>
     </w:p>
     <w:p>
@@ -2281,6 +2281,45 @@
           </w:p>
         </w:tc>
       </w:tr>
+      <w:tr>
+        <w:tc>
+          <w:tcPr>
+            <w:tcW w:type="dxa" w:w="4392"/>
+          </w:tcPr>
+          <w:p>
+            <w:r>
+              <w:rPr>
+                <w:sz w:val="18"/>
+              </w:rPr>
+              <w:t>Lightning Web Components</w:t>
+            </w:r>
+            <w:r>
+              <w:rPr>
+                <w:b/>
+                <w:sz w:val="18"/>
+              </w:rPr>
+            </w:r>
+            <w:r>
+              <w:rPr>
+                <w:sz w:val="18"/>
+              </w:rPr>
+            </w:r>
+          </w:p>
+        </w:tc>
+        <w:tc>
+          <w:tcPr>
+            <w:tcW w:type="dxa" w:w="4392"/>
+          </w:tcPr>
+          <w:p>
+            <w:r>
+              <w:rPr>
+                <w:sz w:val="18"/>
+              </w:rPr>
+              <w:t>LWC bundles without descriptions; LWC on outdated API versions (&lt;v57); LWC on retired API versions (≤v30) — broken since Summer '25; Aura-to-LWC migration debt; Aura RENDERER complexity; Aura EVENT coupling; LWC bundles without Jest test files; stale LWC/Aura components (2+ years); modified managed package components; FlexiPage sprawl per object</w:t>
+            </w:r>
+          </w:p>
+        </w:tc>
+      </w:tr>
     </w:tbl>
     <w:p/>
     <w:p>
